--- a/assets/docs/lop4/Khoa hoc - Lop 4.docx
+++ b/assets/docs/lop4/Khoa hoc - Lop 4.docx
@@ -1834,7 +1834,7 @@
                 <w:i w:val="0"/>
                 <w:sz w:val="18"/>
               </w:rPr>
-              <w:t>STEM: Gió, bão (Khoa học – Công nghệ) — dạy thay cho tiết này.</w:t>
+              <w:t>STEM: Dụng cụ đo sức gió (Khoa học – Công nghệ – Toán) — dạy thay cho tiết này.</w:t>
             </w:r>
           </w:p>
         </w:tc>
@@ -1952,6 +1952,19 @@
               <w:t>Năng lực số 1.2 CB2a: HS nêu được vì sao phải theo dõi bản tin mới nhất và không chia sẻ tin bão chưa kiểm chứng</w:t>
             </w:r>
           </w:p>
+          <w:p>
+            <w:pPr>
+              <w:spacing w:after="0"/>
+            </w:pPr>
+            <w:r>
+              <w:rPr>
+                <w:b w:val="0"/>
+                <w:i w:val="0"/>
+                <w:sz w:val="18"/>
+              </w:rPr>
+              <w:t>STEM: Dụng cụ đo sức gió (Khoa học – Công nghệ – Toán) — dạy thay cho tiết này.</w:t>
+            </w:r>
+          </w:p>
         </w:tc>
         <w:tc>
           <w:tcPr>
@@ -2369,7 +2382,6 @@
                 <w:i w:val="0"/>
                 <w:sz w:val="20"/>
               </w:rPr>
-              <w:t>Ôn tập, kiểm tra, đánh giá</w:t>
             </w:r>
           </w:p>
         </w:tc>
@@ -2388,7 +2400,7 @@
                 <w:i w:val="0"/>
                 <w:sz w:val="20"/>
               </w:rPr>
-              <w:t>Ôn tập giữa học kì I</w:t>
+              <w:t>Bài 9. Vai trò của ánh sáng (Tiết 1)</w:t>
             </w:r>
           </w:p>
         </w:tc>
@@ -2408,7 +2420,7 @@
                 <w:i w:val="0"/>
                 <w:sz w:val="20"/>
               </w:rPr>
-              <w:t>Tiết 16 (1 tiết)</w:t>
+              <w:t>Tiết 16 (2 tiết)</w:t>
             </w:r>
           </w:p>
         </w:tc>
@@ -2427,6 +2439,7 @@
                 <w:i w:val="0"/>
                 <w:sz w:val="18"/>
               </w:rPr>
+              <w:t>Năng lực số 5.1 CB2a: HS giải thích được sự tạo thành bóng và ánh sáng truyền theo đường thẳng nhờ mô phỏng và thí nghiệm</w:t>
             </w:r>
           </w:p>
         </w:tc>
@@ -2485,7 +2498,7 @@
                 <w:i w:val="0"/>
                 <w:sz w:val="20"/>
               </w:rPr>
-              <w:t>Ôn tập, kiểm tra, đánh giá</w:t>
+              <w:t>Chủ đề 2: Năng lượng</w:t>
             </w:r>
           </w:p>
         </w:tc>
@@ -2504,7 +2517,7 @@
                 <w:i w:val="0"/>
                 <w:sz w:val="20"/>
               </w:rPr>
-              <w:t>Kiểm tra định kì giữa học kì I</w:t>
+              <w:t>Bài 9. Vai trò của ánh sáng (Tiết 2)</w:t>
             </w:r>
           </w:p>
         </w:tc>
@@ -2524,7 +2537,7 @@
                 <w:i w:val="0"/>
                 <w:sz w:val="20"/>
               </w:rPr>
-              <w:t>Tiết 17 (1 tiết)</w:t>
+              <w:t>Tiết 17</w:t>
             </w:r>
           </w:p>
         </w:tc>
@@ -2543,6 +2556,7 @@
                 <w:i w:val="0"/>
                 <w:sz w:val="18"/>
               </w:rPr>
+              <w:t>Năng lực số 5.1 CB2a: HS giải thích được sự tạo thành bóng và ánh sáng truyền theo đường thẳng nhờ mô phỏng và thí nghiệm</w:t>
             </w:r>
           </w:p>
         </w:tc>
@@ -2600,7 +2614,6 @@
                 <w:i w:val="0"/>
                 <w:sz w:val="20"/>
               </w:rPr>
-              <w:t>Chủ đề 2: Năng lượng</w:t>
             </w:r>
           </w:p>
         </w:tc>
@@ -2619,7 +2632,7 @@
                 <w:i w:val="0"/>
                 <w:sz w:val="20"/>
               </w:rPr>
-              <w:t>Bài 9. Vai trò của ánh sáng (Tiết 1)</w:t>
+              <w:t>Bài 10. Âm thanh và sự truyền âm thanh (Tiết 1)</w:t>
             </w:r>
           </w:p>
         </w:tc>
@@ -2658,7 +2671,7 @@
                 <w:i w:val="0"/>
                 <w:sz w:val="18"/>
               </w:rPr>
-              <w:t>Năng lực số 5.1 CB2a: HS giải thích được sự tạo thành bóng và ánh sáng truyền theo đường thẳng nhờ mô phỏng và thí nghiệm</w:t>
+              <w:t>Năng lực số 5.2 CB2b: HS đo, ghi và so sánh được mức ồn ở các vị trí khác nhau bằng ứng dụng đo độ ồn</w:t>
             </w:r>
           </w:p>
         </w:tc>
@@ -2736,7 +2749,7 @@
                 <w:i w:val="0"/>
                 <w:sz w:val="20"/>
               </w:rPr>
-              <w:t>Bài 9. Vai trò của ánh sáng (Tiết 2)</w:t>
+              <w:t>Bài 10. Âm thanh và sự truyền âm thanh (Tiết 2)</w:t>
             </w:r>
           </w:p>
         </w:tc>
@@ -2775,7 +2788,7 @@
                 <w:i w:val="0"/>
                 <w:sz w:val="18"/>
               </w:rPr>
-              <w:t>Năng lực số 5.1 CB2a: HS giải thích được sự tạo thành bóng và ánh sáng truyền theo đường thẳng nhờ mô phỏng và thí nghiệm</w:t>
+              <w:t>Năng lực số 5.2 CB2b: HS đo, ghi và so sánh được mức ồn ở các vị trí khác nhau bằng ứng dụng đo độ ồn</w:t>
             </w:r>
           </w:p>
         </w:tc>
@@ -2851,7 +2864,7 @@
                 <w:i w:val="0"/>
                 <w:sz w:val="20"/>
               </w:rPr>
-              <w:t>Bài 10. Âm thanh và sự truyền âm thanh (Tiết 1)</w:t>
+              <w:t>Bài 11. Âm thanh trong cuộc sống (Tiết 1)</w:t>
             </w:r>
           </w:p>
         </w:tc>
@@ -2890,7 +2903,33 @@
                 <w:i w:val="0"/>
                 <w:sz w:val="18"/>
               </w:rPr>
-              <w:t>Năng lực số 5.2 CB2b: HS đo, ghi và so sánh được mức ồn ở các vị trí khác nhau bằng ứng dụng đo độ ồn</w:t>
+              <w:t>NLS-ST: Tạo sản phẩm học tập số đơn giản (sơ đồ, áp phích) trình bày kết quả.</w:t>
+            </w:r>
+          </w:p>
+          <w:p>
+            <w:pPr>
+              <w:spacing w:after="0"/>
+            </w:pPr>
+            <w:r>
+              <w:rPr>
+                <w:b w:val="0"/>
+                <w:i w:val="0"/>
+                <w:sz w:val="18"/>
+              </w:rPr>
+              <w:t>Năng lực số 5.2 CB2b: HS đo, ghi và so sánh được mức ồn ở các vị trí khác nhau bằng ứng dụng đo độ ồn.</w:t>
+            </w:r>
+          </w:p>
+          <w:p>
+            <w:pPr>
+              <w:spacing w:after="0"/>
+            </w:pPr>
+            <w:r>
+              <w:rPr>
+                <w:b w:val="0"/>
+                <w:i w:val="0"/>
+                <w:sz w:val="18"/>
+              </w:rPr>
+              <w:t>STEM: Âm thanh trong cuộc sống (Khoa học – Âm nhạc) — dạy thay cho tiết này.</w:t>
             </w:r>
           </w:p>
         </w:tc>
@@ -2968,7 +3007,7 @@
                 <w:i w:val="0"/>
                 <w:sz w:val="20"/>
               </w:rPr>
-              <w:t>Bài 10. Âm thanh và sự truyền âm thanh (Tiết 2)</w:t>
+              <w:t>Bài 11. Âm thanh trong cuộc sống (Tiết 2)</w:t>
             </w:r>
           </w:p>
         </w:tc>
@@ -3083,7 +3122,7 @@
                 <w:i w:val="0"/>
                 <w:sz w:val="20"/>
               </w:rPr>
-              <w:t>Bài 11. Âm thanh trong cuộc sống (Tiết 1)</w:t>
+              <w:t>Bài 12. Nhiệt độ và sự truyền nhiệt (Tiết 1)</w:t>
             </w:r>
           </w:p>
         </w:tc>
@@ -3122,33 +3161,7 @@
                 <w:i w:val="0"/>
                 <w:sz w:val="18"/>
               </w:rPr>
-              <w:t>NLS-ST: Tạo sản phẩm học tập số đơn giản (sơ đồ, áp phích) trình bày kết quả.</w:t>
-            </w:r>
-          </w:p>
-          <w:p>
-            <w:pPr>
-              <w:spacing w:after="0"/>
-            </w:pPr>
-            <w:r>
-              <w:rPr>
-                <w:b w:val="0"/>
-                <w:i w:val="0"/>
-                <w:sz w:val="18"/>
-              </w:rPr>
-              <w:t>Năng lực số 5.2 CB2b: HS đo, ghi và so sánh được mức ồn ở các vị trí khác nhau bằng ứng dụng đo độ ồn.</w:t>
-            </w:r>
-          </w:p>
-          <w:p>
-            <w:pPr>
-              <w:spacing w:after="0"/>
-            </w:pPr>
-            <w:r>
-              <w:rPr>
-                <w:b w:val="0"/>
-                <w:i w:val="0"/>
-                <w:sz w:val="18"/>
-              </w:rPr>
-              <w:t>STEM: Âm thanh trong cuộc sống (Khoa học – Âm nhạc) — dạy thay cho tiết này.</w:t>
+              <w:t>Năng lực số Miền 1 (Cơ bản, bậc 2): Ở bài “Nhiệt độ và sự truyền nhiệt”, GV chiếu ảnh phóng to mặt nhiệt kế để cả lớp cùng đọc đúng số chỉ; Năng lực số Miền 5 (Cơ bản, bậc 2): HS ghi kết quả đo vào bảng chiếu trên màn hình rồi cùng đối chiếu; khi số liệu các nhóm khác nhau, cả lớp tìm nguyên nhân là đặt nhiệt kế gần cửa sổ</w:t>
             </w:r>
           </w:p>
         </w:tc>
@@ -3226,7 +3239,7 @@
                 <w:i w:val="0"/>
                 <w:sz w:val="20"/>
               </w:rPr>
-              <w:t>Bài 11. Âm thanh trong cuộc sống (Tiết 2)</w:t>
+              <w:t>Bài 12. Nhiệt độ và sự truyền nhiệt (Tiết 2)</w:t>
             </w:r>
           </w:p>
         </w:tc>
@@ -3265,7 +3278,7 @@
                 <w:i w:val="0"/>
                 <w:sz w:val="18"/>
               </w:rPr>
-              <w:t>Năng lực số 5.2 CB2b: HS đo, ghi và so sánh được mức ồn ở các vị trí khác nhau bằng ứng dụng đo độ ồn</w:t>
+              <w:t>Năng lực số 1.3 CB2a: HS ghi số đo nhiệt độ theo từng mốc thời gian vào bảng trên máy và tìm lại được số liệu của nhóm mình để so sánh</w:t>
             </w:r>
           </w:p>
         </w:tc>
@@ -3341,7 +3354,7 @@
                 <w:i w:val="0"/>
                 <w:sz w:val="20"/>
               </w:rPr>
-              <w:t>Bài 12. Nhiệt độ và sự truyền nhiệt (Tiết 1)</w:t>
+              <w:t>Bài 13. Vật dẫn nhiệt tốt, vật dẫn nhiệt kém (Tiết 1)</w:t>
             </w:r>
           </w:p>
         </w:tc>
@@ -3380,7 +3393,20 @@
                 <w:i w:val="0"/>
                 <w:sz w:val="18"/>
               </w:rPr>
-              <w:t>Năng lực số Miền 1 (Cơ bản, bậc 2): Ở bài “Nhiệt độ và sự truyền nhiệt”, GV chiếu ảnh phóng to mặt nhiệt kế để cả lớp cùng đọc đúng số chỉ; Năng lực số Miền 5 (Cơ bản, bậc 2): HS ghi kết quả đo vào bảng chiếu trên màn hình rồi cùng đối chiếu; khi số liệu các nhóm khác nhau, cả lớp tìm nguyên nhân là đặt nhiệt kế gần cửa sổ</w:t>
+              <w:t>Năng lực số Miền 1 (Cơ bản, bậc 2): Ở bài vật dẫn nhiệt tốt và vật dẫn nhiệt kém, GV chiếu mô phỏng nhiệt truyền qua thìa kim loại và thìa gỗ cắm trong cốc nước nóng; Năng lực số Miền 5 (Cơ bản, bậc 2): HS ghi kết quả thí nghiệm vào bảng chiếu trên màn hình rồi đối chiếu với dự đoán; khi kết quả các nhóm khác nhau</w:t>
+            </w:r>
+          </w:p>
+          <w:p>
+            <w:pPr>
+              <w:spacing w:after="0"/>
+            </w:pPr>
+            <w:r>
+              <w:rPr>
+                <w:b w:val="0"/>
+                <w:i w:val="0"/>
+                <w:sz w:val="18"/>
+              </w:rPr>
+              <w:t>STEM: Dẫn nhiệt (Khoa học – Công nghệ) — dạy thay cho tiết này.</w:t>
             </w:r>
           </w:p>
         </w:tc>
@@ -3458,7 +3484,7 @@
                 <w:i w:val="0"/>
                 <w:sz w:val="20"/>
               </w:rPr>
-              <w:t>Bài 12. Nhiệt độ và sự truyền nhiệt (Tiết 2)</w:t>
+              <w:t>Bài 13. Vật dẫn nhiệt tốt, vật dẫn nhiệt kém (Tiết 2)</w:t>
             </w:r>
           </w:p>
         </w:tc>
@@ -3497,7 +3523,6 @@
                 <w:i w:val="0"/>
                 <w:sz w:val="18"/>
               </w:rPr>
-              <w:t>Năng lực số 1.3 CB2a: HS ghi số đo nhiệt độ theo từng mốc thời gian vào bảng trên máy và tìm lại được số liệu của nhóm mình để so sánh</w:t>
             </w:r>
           </w:p>
         </w:tc>
@@ -3573,7 +3598,7 @@
                 <w:i w:val="0"/>
                 <w:sz w:val="20"/>
               </w:rPr>
-              <w:t>Bài 13. Vật dẫn nhiệt tốt, vật dẫn nhiệt kém (Tiết 1)</w:t>
+              <w:t>Bài 14. Ôn tập chủ đề Năng lượng</w:t>
             </w:r>
           </w:p>
         </w:tc>
@@ -3593,7 +3618,7 @@
                 <w:i w:val="0"/>
                 <w:sz w:val="20"/>
               </w:rPr>
-              <w:t>Tiết 26 (2 tiết)</w:t>
+              <w:t>Tiết 26 (1 tiết)</w:t>
             </w:r>
           </w:p>
         </w:tc>
@@ -3612,7 +3637,6 @@
                 <w:i w:val="0"/>
                 <w:sz w:val="18"/>
               </w:rPr>
-              <w:t>Năng lực số Miền 1 (Cơ bản, bậc 2): Ở bài vật dẫn nhiệt tốt và vật dẫn nhiệt kém, GV chiếu mô phỏng nhiệt truyền qua thìa kim loại và thìa gỗ cắm trong cốc nước nóng; Năng lực số Miền 5 (Cơ bản, bậc 2): HS ghi kết quả thí nghiệm vào bảng chiếu trên màn hình rồi đối chiếu với dự đoán; khi kết quả các nhóm khác nhau</w:t>
             </w:r>
           </w:p>
         </w:tc>
@@ -3671,7 +3695,7 @@
                 <w:i w:val="0"/>
                 <w:sz w:val="20"/>
               </w:rPr>
-              <w:t>Chủ đề 2: Năng lượng</w:t>
+              <w:t>Chủ đề 3: Thực vật và động vật</w:t>
             </w:r>
           </w:p>
         </w:tc>
@@ -3690,7 +3714,7 @@
                 <w:i w:val="0"/>
                 <w:sz w:val="20"/>
               </w:rPr>
-              <w:t>Bài 13. Vật dẫn nhiệt tốt, vật dẫn nhiệt kém (Tiết 2)</w:t>
+              <w:t>Bài 15. Thực vật cần gì để sống? (Tiết 1)</w:t>
             </w:r>
           </w:p>
         </w:tc>
@@ -3710,7 +3734,7 @@
                 <w:i w:val="0"/>
                 <w:sz w:val="20"/>
               </w:rPr>
-              <w:t>Tiết 27</w:t>
+              <w:t>Tiết 27 (3 tiết)</w:t>
             </w:r>
           </w:p>
         </w:tc>
@@ -3729,6 +3753,7 @@
                 <w:i w:val="0"/>
                 <w:sz w:val="18"/>
               </w:rPr>
+              <w:t>Năng lực số 1.3 CB2a: HS ghi, đọc được bảng theo dõi và chuỗi ảnh để rút ra kết luận từ số liệu của chính mình</w:t>
             </w:r>
           </w:p>
         </w:tc>
@@ -3804,7 +3829,7 @@
                 <w:i w:val="0"/>
                 <w:sz w:val="20"/>
               </w:rPr>
-              <w:t>Bài 14. Ôn tập chủ đề Năng lượng</w:t>
+              <w:t>Bài 15. Thực vật cần gì để sống? (Tiết 2)</w:t>
             </w:r>
           </w:p>
         </w:tc>
@@ -3824,7 +3849,7 @@
                 <w:i w:val="0"/>
                 <w:sz w:val="20"/>
               </w:rPr>
-              <w:t>Tiết 28 (1 tiết)</w:t>
+              <w:t>Tiết 28</w:t>
             </w:r>
           </w:p>
         </w:tc>
@@ -3843,6 +3868,7 @@
                 <w:i w:val="0"/>
                 <w:sz w:val="18"/>
               </w:rPr>
+              <w:t>Năng lực số 1.3 CB2a: HS ghi, đọc được bảng theo dõi và chuỗi ảnh để rút ra kết luận từ số liệu của chính mình</w:t>
             </w:r>
           </w:p>
         </w:tc>
@@ -3920,7 +3946,7 @@
                 <w:i w:val="0"/>
                 <w:sz w:val="20"/>
               </w:rPr>
-              <w:t>Bài 15. Thực vật cần gì để sống? (Tiết 1)</w:t>
+              <w:t>Bài 15. Thực vật cần gì để sống? (Tiết 3)</w:t>
             </w:r>
           </w:p>
         </w:tc>
@@ -3940,7 +3966,7 @@
                 <w:i w:val="0"/>
                 <w:sz w:val="20"/>
               </w:rPr>
-              <w:t>Tiết 29 (3 tiết)</w:t>
+              <w:t>Tiết 29</w:t>
             </w:r>
           </w:p>
         </w:tc>
@@ -4035,7 +4061,7 @@
                 <w:i w:val="0"/>
                 <w:sz w:val="20"/>
               </w:rPr>
-              <w:t>Bài 15. Thực vật cần gì để sống? (Tiết 2)</w:t>
+              <w:t>Bài 16. Động vật cần gì để sống? (Tiết 1)</w:t>
             </w:r>
           </w:p>
         </w:tc>
@@ -4055,7 +4081,7 @@
                 <w:i w:val="0"/>
                 <w:sz w:val="20"/>
               </w:rPr>
-              <w:t>Tiết 30</w:t>
+              <w:t>Tiết 30 (3 tiết)</w:t>
             </w:r>
           </w:p>
         </w:tc>
@@ -4152,7 +4178,7 @@
                 <w:i w:val="0"/>
                 <w:sz w:val="20"/>
               </w:rPr>
-              <w:t>Bài 15. Thực vật cần gì để sống? (Tiết 3)</w:t>
+              <w:t>Bài 16. Động vật cần gì để sống? (Tiết 2)</w:t>
             </w:r>
           </w:p>
         </w:tc>
@@ -4267,7 +4293,7 @@
                 <w:i w:val="0"/>
                 <w:sz w:val="20"/>
               </w:rPr>
-              <w:t>Bài 16. Động vật cần gì để sống? (Tiết 1)</w:t>
+              <w:t>Bài 16. Động vật cần gì để sống? (Tiết 3)</w:t>
             </w:r>
           </w:p>
         </w:tc>
@@ -4287,7 +4313,7 @@
                 <w:i w:val="0"/>
                 <w:sz w:val="20"/>
               </w:rPr>
-              <w:t>Tiết 32 (3 tiết)</w:t>
+              <w:t>Tiết 32</w:t>
             </w:r>
           </w:p>
         </w:tc>
@@ -4384,7 +4410,7 @@
                 <w:i w:val="0"/>
                 <w:sz w:val="20"/>
               </w:rPr>
-              <w:t>Bài 16. Động vật cần gì để sống? (Tiết 2)</w:t>
+              <w:t>Bài 17. Chăm sóc cây trồng, vật nuôi (Tiết 1)</w:t>
             </w:r>
           </w:p>
         </w:tc>
@@ -4404,7 +4430,7 @@
                 <w:i w:val="0"/>
                 <w:sz w:val="20"/>
               </w:rPr>
-              <w:t>Tiết 33</w:t>
+              <w:t>Tiết 33 (2 tiết)</w:t>
             </w:r>
           </w:p>
         </w:tc>
@@ -4499,7 +4525,7 @@
                 <w:i w:val="0"/>
                 <w:sz w:val="20"/>
               </w:rPr>
-              <w:t>Bài 16. Động vật cần gì để sống? (Tiết 3)</w:t>
+              <w:t>Bài 17. Chăm sóc cây trồng, vật nuôi (Tiết 2)</w:t>
             </w:r>
           </w:p>
         </w:tc>
@@ -4538,7 +4564,7 @@
                 <w:i w:val="0"/>
                 <w:sz w:val="18"/>
               </w:rPr>
-              <w:t>Năng lực số 1.3 CB2a: HS ghi, đọc được bảng theo dõi và chuỗi ảnh để rút ra kết luận từ số liệu của chính mình</w:t>
+              <w:t>Năng lực số 1.3 CB2a: HS ghi bảng theo dõi việc chăm sóc vật nuôi ở nhà trong một tuần (ngày, việc đã làm, biểu hiện của con vật) và đọc lại bảng để rút ra nhận xét</w:t>
             </w:r>
           </w:p>
         </w:tc>
@@ -4597,7 +4623,7 @@
                 <w:i w:val="0"/>
                 <w:sz w:val="20"/>
               </w:rPr>
-              <w:t>Ôn tập, kiểm tra, đánh giá</w:t>
+              <w:t>Chủ đề 3: Thực vật và động vật</w:t>
             </w:r>
           </w:p>
         </w:tc>
@@ -4616,7 +4642,7 @@
                 <w:i w:val="0"/>
                 <w:sz w:val="20"/>
               </w:rPr>
-              <w:t>Ôn tập cuối học kì I</w:t>
+              <w:t>Bài 18. Ôn tập chủ đề Thực vật và động vật</w:t>
             </w:r>
           </w:p>
         </w:tc>
@@ -4712,6 +4738,7 @@
                 <w:i w:val="0"/>
                 <w:sz w:val="20"/>
               </w:rPr>
+              <w:t>Ôn tập, kiểm tra, đánh giá</w:t>
             </w:r>
           </w:p>
         </w:tc>
@@ -4851,7 +4878,7 @@
                 <w:i w:val="0"/>
                 <w:sz w:val="20"/>
               </w:rPr>
-              <w:t>Chủ đề 3: Thực vật và động vật</w:t>
+              <w:t>Chủ đề 4: Nấm</w:t>
             </w:r>
           </w:p>
         </w:tc>
@@ -4870,7 +4897,7 @@
                 <w:i w:val="0"/>
                 <w:sz w:val="20"/>
               </w:rPr>
-              <w:t>Bài 17. Chăm sóc cây trồng, vật nuôi (Tiết 1)</w:t>
+              <w:t>Bài 19. Đặc điểm chung của nấm (Tiết 1)</w:t>
             </w:r>
           </w:p>
         </w:tc>
@@ -4909,7 +4936,7 @@
                 <w:i w:val="0"/>
                 <w:sz w:val="18"/>
               </w:rPr>
-              <w:t>Năng lực số 1.3 CB2a: HS ghi, đọc được bảng theo dõi và chuỗi ảnh để rút ra kết luận từ số liệu của chính mình</w:t>
+              <w:t>Năng lực số 1.1 CB2c: HS quan sát ảnh hiển vi để mô tả đặc điểm của nấm mà mắt thường không thấy</w:t>
             </w:r>
           </w:p>
         </w:tc>
@@ -4985,7 +5012,7 @@
                 <w:i w:val="0"/>
                 <w:sz w:val="20"/>
               </w:rPr>
-              <w:t>Bài 17. Chăm sóc cây trồng, vật nuôi (Tiết 2)</w:t>
+              <w:t>Bài 19. Đặc điểm chung của nấm (Tiết 2)</w:t>
             </w:r>
           </w:p>
         </w:tc>
@@ -5024,7 +5051,7 @@
                 <w:i w:val="0"/>
                 <w:sz w:val="18"/>
               </w:rPr>
-              <w:t>Năng lực số 1.3 CB2a: HS ghi bảng theo dõi việc chăm sóc vật nuôi ở nhà trong một tuần (ngày, việc đã làm, biểu hiện của con vật) và đọc lại bảng để rút ra nhận xét</w:t>
+              <w:t>Năng lực số 1.1 CB2c: HS quan sát ảnh hiển vi để mô tả đặc điểm của nấm mà mắt thường không thấy</w:t>
             </w:r>
           </w:p>
         </w:tc>
@@ -5083,7 +5110,7 @@
                 <w:i w:val="0"/>
                 <w:sz w:val="20"/>
               </w:rPr>
-              <w:t>Chủ đề 3: Thực vật và động vật</w:t>
+              <w:t>Chủ đề 4: Nấm</w:t>
             </w:r>
           </w:p>
         </w:tc>
@@ -5102,7 +5129,7 @@
                 <w:i w:val="0"/>
                 <w:sz w:val="20"/>
               </w:rPr>
-              <w:t>Bài 18. Ôn tập chủ đề Thực vật và động vật</w:t>
+              <w:t>Bài 20. Nấm ăn và nấm trong chế biến thực phẩm (Tiết 1)</w:t>
             </w:r>
           </w:p>
         </w:tc>
@@ -5122,7 +5149,7 @@
                 <w:i w:val="0"/>
                 <w:sz w:val="20"/>
               </w:rPr>
-              <w:t>Tiết 39 (1 tiết)</w:t>
+              <w:t>Tiết 39 (2 tiết)</w:t>
             </w:r>
           </w:p>
         </w:tc>
@@ -5141,6 +5168,7 @@
                 <w:i w:val="0"/>
                 <w:sz w:val="18"/>
               </w:rPr>
+              <w:t>Năng lực số 1.1 CB2c: HS quan sát ảnh hiển vi để mô tả đặc điểm của nấm mà mắt thường không thấy</w:t>
             </w:r>
           </w:p>
         </w:tc>
@@ -5198,7 +5226,6 @@
                 <w:i w:val="0"/>
                 <w:sz w:val="20"/>
               </w:rPr>
-              <w:t>Chủ đề 4: Nấm</w:t>
             </w:r>
           </w:p>
         </w:tc>
@@ -5217,7 +5244,7 @@
                 <w:i w:val="0"/>
                 <w:sz w:val="20"/>
               </w:rPr>
-              <w:t>Bài 19. Đặc điểm chung của nấm (Tiết 1)</w:t>
+              <w:t>Bài 20. Nấm ăn và nấm trong chế biến thực phẩm (Tiết 2)</w:t>
             </w:r>
           </w:p>
         </w:tc>
@@ -5237,7 +5264,7 @@
                 <w:i w:val="0"/>
                 <w:sz w:val="20"/>
               </w:rPr>
-              <w:t>Tiết 40 (2 tiết)</w:t>
+              <w:t>Tiết 40</w:t>
             </w:r>
           </w:p>
         </w:tc>
@@ -5334,7 +5361,7 @@
                 <w:i w:val="0"/>
                 <w:sz w:val="20"/>
               </w:rPr>
-              <w:t>Bài 19. Đặc điểm chung của nấm (Tiết 2)</w:t>
+              <w:t>Bài 21. Nấm gây hỏng thực phẩm và nấm độc (Tiết 1)</w:t>
             </w:r>
           </w:p>
         </w:tc>
@@ -5354,7 +5381,7 @@
                 <w:i w:val="0"/>
                 <w:sz w:val="20"/>
               </w:rPr>
-              <w:t>Tiết 41</w:t>
+              <w:t>Tiết 41 (2 tiết)</w:t>
             </w:r>
           </w:p>
         </w:tc>
@@ -5449,7 +5476,7 @@
                 <w:i w:val="0"/>
                 <w:sz w:val="20"/>
               </w:rPr>
-              <w:t>Bài 20. Nấm ăn và nấm trong chế biến thực phẩm (Tiết 1)</w:t>
+              <w:t>Bài 21. Nấm gây hỏng thực phẩm và nấm độc (Tiết 2)</w:t>
             </w:r>
           </w:p>
         </w:tc>
@@ -5469,7 +5496,7 @@
                 <w:i w:val="0"/>
                 <w:sz w:val="20"/>
               </w:rPr>
-              <w:t>Tiết 42 (2 tiết)</w:t>
+              <w:t>Tiết 42</w:t>
             </w:r>
           </w:p>
         </w:tc>
@@ -5566,7 +5593,7 @@
                 <w:i w:val="0"/>
                 <w:sz w:val="20"/>
               </w:rPr>
-              <w:t>Bài 20. Nấm ăn và nấm trong chế biến thực phẩm (Tiết 2)</w:t>
+              <w:t>Bài 22. Ôn tập chủ đề Nấm</w:t>
             </w:r>
           </w:p>
         </w:tc>
@@ -5586,7 +5613,7 @@
                 <w:i w:val="0"/>
                 <w:sz w:val="20"/>
               </w:rPr>
-              <w:t>Tiết 43</w:t>
+              <w:t>Tiết 43 (1 tiết)</w:t>
             </w:r>
           </w:p>
         </w:tc>
@@ -5605,7 +5632,6 @@
                 <w:i w:val="0"/>
                 <w:sz w:val="18"/>
               </w:rPr>
-              <w:t>Năng lực số 1.1 CB2c: HS quan sát ảnh hiển vi để mô tả đặc điểm của nấm mà mắt thường không thấy</w:t>
             </w:r>
           </w:p>
         </w:tc>
@@ -5663,6 +5689,7 @@
                 <w:i w:val="0"/>
                 <w:sz w:val="20"/>
               </w:rPr>
+              <w:t>Chủ đề 5: Con người và sức khoẻ</w:t>
             </w:r>
           </w:p>
         </w:tc>
@@ -5681,7 +5708,7 @@
                 <w:i w:val="0"/>
                 <w:sz w:val="20"/>
               </w:rPr>
-              <w:t>Bài 21. Nấm gây hỏng thực phẩm và nấm độc (Tiết 1)</w:t>
+              <w:t>Bài 23. Vai trò của chất dinh dưỡng đối với cơ thể (Tiết 1)</w:t>
             </w:r>
           </w:p>
         </w:tc>
@@ -5720,7 +5747,20 @@
                 <w:i w:val="0"/>
                 <w:sz w:val="18"/>
               </w:rPr>
-              <w:t>Năng lực số 1.1 CB2c: HS quan sát ảnh hiển vi để mô tả đặc điểm của nấm mà mắt thường không thấy</w:t>
+              <w:t>Năng lực số 5.2 CB2b: HS lập được bảng thực đơn theo nhóm chất dinh dưỡng và tự nhận xét bữa ăn của mình</w:t>
+            </w:r>
+          </w:p>
+          <w:p>
+            <w:pPr>
+              <w:spacing w:after="0"/>
+            </w:pPr>
+            <w:r>
+              <w:rPr>
+                <w:b w:val="0"/>
+                <w:i w:val="0"/>
+                <w:sz w:val="18"/>
+              </w:rPr>
+              <w:t>KNS: KN chăm sóc sức khoẻ bản thân và phòng tránh bệnh tật.</w:t>
             </w:r>
           </w:p>
         </w:tc>
@@ -5779,7 +5819,7 @@
                 <w:i w:val="0"/>
                 <w:sz w:val="20"/>
               </w:rPr>
-              <w:t>Chủ đề 4: Nấm</w:t>
+              <w:t>Chủ đề 5: Con người và sức khoẻ</w:t>
             </w:r>
           </w:p>
         </w:tc>
@@ -5798,7 +5838,7 @@
                 <w:i w:val="0"/>
                 <w:sz w:val="20"/>
               </w:rPr>
-              <w:t>Bài 21. Nấm gây hỏng thực phẩm và nấm độc (Tiết 2)</w:t>
+              <w:t>Bài 23. Vai trò của chất dinh dưỡng đối với cơ thể (Tiết 2)</w:t>
             </w:r>
           </w:p>
         </w:tc>
@@ -5837,7 +5877,7 @@
                 <w:i w:val="0"/>
                 <w:sz w:val="18"/>
               </w:rPr>
-              <w:t>Năng lực số 1.1 CB2c: HS quan sát ảnh hiển vi để mô tả đặc điểm của nấm mà mắt thường không thấy</w:t>
+              <w:t>Năng lực số 5.2 CB2b: HS lập được bảng thực đơn theo nhóm chất dinh dưỡng và tự nhận xét bữa ăn của mình</w:t>
             </w:r>
           </w:p>
         </w:tc>
@@ -5913,7 +5953,7 @@
                 <w:i w:val="0"/>
                 <w:sz w:val="20"/>
               </w:rPr>
-              <w:t>Bài 22. Ôn tập chủ đề Nấm</w:t>
+              <w:t>Bài 24. Chế độ ăn uống cân bằng (Tiết 1)</w:t>
             </w:r>
           </w:p>
         </w:tc>
@@ -5933,7 +5973,7 @@
                 <w:i w:val="0"/>
                 <w:sz w:val="20"/>
               </w:rPr>
-              <w:t>Tiết 46 (1 tiết)</w:t>
+              <w:t>Tiết 46 (3 tiết)</w:t>
             </w:r>
           </w:p>
         </w:tc>
@@ -5952,6 +5992,46 @@
                 <w:i w:val="0"/>
                 <w:sz w:val="18"/>
               </w:rPr>
+              <w:t>NLS-ST: Tạo sản phẩm học tập số đơn giản (sơ đồ, áp phích) trình bày kết quả.</w:t>
+            </w:r>
+          </w:p>
+          <w:p>
+            <w:pPr>
+              <w:spacing w:after="0"/>
+            </w:pPr>
+            <w:r>
+              <w:rPr>
+                <w:b w:val="0"/>
+                <w:i w:val="0"/>
+                <w:sz w:val="18"/>
+              </w:rPr>
+              <w:t>Năng lực số 5.2 CB2b: HS lập được bảng thực đơn theo nhóm chất dinh dưỡng và tự nhận xét bữa ăn của mình.</w:t>
+            </w:r>
+          </w:p>
+          <w:p>
+            <w:pPr>
+              <w:spacing w:after="0"/>
+            </w:pPr>
+            <w:r>
+              <w:rPr>
+                <w:b w:val="0"/>
+                <w:i w:val="0"/>
+                <w:sz w:val="18"/>
+              </w:rPr>
+              <w:t>STEM: Ăn uống cân bằng (Khoa học – Toán) — dạy thay cho tiết này.</w:t>
+            </w:r>
+          </w:p>
+          <w:p>
+            <w:pPr>
+              <w:spacing w:after="0"/>
+            </w:pPr>
+            <w:r>
+              <w:rPr>
+                <w:b w:val="0"/>
+                <w:i w:val="0"/>
+                <w:sz w:val="18"/>
+              </w:rPr>
+              <w:t>KNS: KN chăm sóc sức khoẻ bản thân và phòng tránh bệnh tật.</w:t>
             </w:r>
           </w:p>
         </w:tc>
@@ -6029,7 +6109,7 @@
                 <w:i w:val="0"/>
                 <w:sz w:val="20"/>
               </w:rPr>
-              <w:t>Bài 23. Vai trò của chất dinh dưỡng đối với cơ thể (Tiết 1)</w:t>
+              <w:t>Bài 24. Chế độ ăn uống cân bằng (Tiết 2)</w:t>
             </w:r>
           </w:p>
         </w:tc>
@@ -6049,7 +6129,7 @@
                 <w:i w:val="0"/>
                 <w:sz w:val="20"/>
               </w:rPr>
-              <w:t>Tiết 47 (2 tiết)</w:t>
+              <w:t>Tiết 47</w:t>
             </w:r>
           </w:p>
         </w:tc>
@@ -6069,19 +6149,6 @@
                 <w:sz w:val="18"/>
               </w:rPr>
               <w:t>Năng lực số 5.2 CB2b: HS lập được bảng thực đơn theo nhóm chất dinh dưỡng và tự nhận xét bữa ăn của mình</w:t>
-            </w:r>
-          </w:p>
-          <w:p>
-            <w:pPr>
-              <w:spacing w:after="0"/>
-            </w:pPr>
-            <w:r>
-              <w:rPr>
-                <w:b w:val="0"/>
-                <w:i w:val="0"/>
-                <w:sz w:val="18"/>
-              </w:rPr>
-              <w:t>KNS: KN chăm sóc sức khoẻ bản thân và phòng tránh bệnh tật.</w:t>
             </w:r>
           </w:p>
         </w:tc>
@@ -6157,7 +6224,7 @@
                 <w:i w:val="0"/>
                 <w:sz w:val="20"/>
               </w:rPr>
-              <w:t>Bài 23. Vai trò của chất dinh dưỡng đối với cơ thể (Tiết 2)</w:t>
+              <w:t>Bài 24. Chế độ ăn uống cân bằng (Tiết 3)</w:t>
             </w:r>
           </w:p>
         </w:tc>
@@ -6274,7 +6341,7 @@
                 <w:i w:val="0"/>
                 <w:sz w:val="20"/>
               </w:rPr>
-              <w:t>Bài 24. Chế độ ăn uống cân bằng (Tiết 1)</w:t>
+              <w:t>Bài 25. Một số bệnh liên quan đến dinh dưỡng (Tiết 1)</w:t>
             </w:r>
           </w:p>
         </w:tc>
@@ -6313,33 +6380,7 @@
                 <w:i w:val="0"/>
                 <w:sz w:val="18"/>
               </w:rPr>
-              <w:t>NLS-ST: Tạo sản phẩm học tập số đơn giản (sơ đồ, áp phích) trình bày kết quả.</w:t>
-            </w:r>
-          </w:p>
-          <w:p>
-            <w:pPr>
-              <w:spacing w:after="0"/>
-            </w:pPr>
-            <w:r>
-              <w:rPr>
-                <w:b w:val="0"/>
-                <w:i w:val="0"/>
-                <w:sz w:val="18"/>
-              </w:rPr>
-              <w:t>Năng lực số 5.2 CB2b: HS lập được bảng thực đơn theo nhóm chất dinh dưỡng và tự nhận xét bữa ăn của mình.</w:t>
-            </w:r>
-          </w:p>
-          <w:p>
-            <w:pPr>
-              <w:spacing w:after="0"/>
-            </w:pPr>
-            <w:r>
-              <w:rPr>
-                <w:b w:val="0"/>
-                <w:i w:val="0"/>
-                <w:sz w:val="18"/>
-              </w:rPr>
-              <w:t>STEM: Ăn uống cân bằng (Khoa học – Toán) — dạy thay cho tiết này.</w:t>
+              <w:t>Năng lực số 5.2 CB2b: HS lập được bảng thực đơn theo nhóm chất dinh dưỡng và tự nhận xét bữa ăn của mình</w:t>
             </w:r>
           </w:p>
           <w:p>
@@ -6428,7 +6469,7 @@
                 <w:i w:val="0"/>
                 <w:sz w:val="20"/>
               </w:rPr>
-              <w:t>Bài 24. Chế độ ăn uống cân bằng (Tiết 2)</w:t>
+              <w:t>Bài 25. Một số bệnh liên quan đến dinh dưỡng (Tiết 2)</w:t>
             </w:r>
           </w:p>
         </w:tc>
@@ -6545,7 +6586,7 @@
                 <w:i w:val="0"/>
                 <w:sz w:val="20"/>
               </w:rPr>
-              <w:t>Bài 24. Chế độ ăn uống cân bằng (Tiết 3)</w:t>
+              <w:t>Bài 25. Một số bệnh liên quan đến dinh dưỡng (Tiết 3)</w:t>
             </w:r>
           </w:p>
         </w:tc>
@@ -6660,7 +6701,7 @@
                 <w:i w:val="0"/>
                 <w:sz w:val="20"/>
               </w:rPr>
-              <w:t>Bài 25. Một số bệnh liên quan đến dinh dưỡng (Tiết 1)</w:t>
+              <w:t>Bài 26. Thực phẩm an toàn (Tiết 1)</w:t>
             </w:r>
           </w:p>
         </w:tc>
@@ -6680,7 +6721,7 @@
                 <w:i w:val="0"/>
                 <w:sz w:val="20"/>
               </w:rPr>
-              <w:t>Tiết 52 (3 tiết)</w:t>
+              <w:t>Tiết 52 (2 tiết)</w:t>
             </w:r>
           </w:p>
         </w:tc>
@@ -6699,7 +6740,7 @@
                 <w:i w:val="0"/>
                 <w:sz w:val="18"/>
               </w:rPr>
-              <w:t>Năng lực số 5.2 CB2b: HS lập được bảng thực đơn theo nhóm chất dinh dưỡng và tự nhận xét bữa ăn của mình</w:t>
+              <w:t>Năng lực số 5.1 CB2a: HS nêu được cách xử lí khi gặp thực phẩm hết hạn, bao bì hỏng hoặc không rõ nguồn gốc</w:t>
             </w:r>
           </w:p>
           <w:p>
@@ -6712,7 +6753,7 @@
                 <w:i w:val="0"/>
                 <w:sz w:val="18"/>
               </w:rPr>
-              <w:t>KNS: KN chăm sóc sức khoẻ bản thân và phòng tránh bệnh tật.</w:t>
+              <w:t>KNS: KN an toàn khi thực hành: làm đúng hướng dẫn, không tự ý thử nghiệm nguy hiểm.</w:t>
             </w:r>
           </w:p>
         </w:tc>
@@ -6790,7 +6831,7 @@
                 <w:i w:val="0"/>
                 <w:sz w:val="20"/>
               </w:rPr>
-              <w:t>Bài 25. Một số bệnh liên quan đến dinh dưỡng (Tiết 2)</w:t>
+              <w:t>Bài 26. Thực phẩm an toàn (Tiết 2)</w:t>
             </w:r>
           </w:p>
         </w:tc>
@@ -6829,7 +6870,7 @@
                 <w:i w:val="0"/>
                 <w:sz w:val="18"/>
               </w:rPr>
-              <w:t>Năng lực số 5.2 CB2b: HS lập được bảng thực đơn theo nhóm chất dinh dưỡng và tự nhận xét bữa ăn của mình</w:t>
+              <w:t>Năng lực số 5.1 CB2a: HS nêu được cách xử lí khi gặp thực phẩm hết hạn, bao bì hỏng hoặc không rõ nguồn gốc</w:t>
             </w:r>
           </w:p>
         </w:tc>
@@ -6905,7 +6946,7 @@
                 <w:i w:val="0"/>
                 <w:sz w:val="20"/>
               </w:rPr>
-              <w:t>Bài 25. Một số bệnh liên quan đến dinh dưỡng (Tiết 3)</w:t>
+              <w:t>Bài 27. Phòng tránh đuối nước (Tiết 1)</w:t>
             </w:r>
           </w:p>
         </w:tc>
@@ -6925,7 +6966,7 @@
                 <w:i w:val="0"/>
                 <w:sz w:val="20"/>
               </w:rPr>
-              <w:t>Tiết 54</w:t>
+              <w:t>Tiết 54 (2 tiết)</w:t>
             </w:r>
           </w:p>
         </w:tc>
@@ -6944,7 +6985,7 @@
                 <w:i w:val="0"/>
                 <w:sz w:val="18"/>
               </w:rPr>
-              <w:t>Năng lực số 5.2 CB2b: HS lập được bảng thực đơn theo nhóm chất dinh dưỡng và tự nhận xét bữa ăn của mình</w:t>
+              <w:t>NLS: Năng lực số 1.1 CB2c: HS nêu và làm được các bước cứu người đuối nước an toàn từ trên bờ</w:t>
             </w:r>
           </w:p>
         </w:tc>
@@ -7003,7 +7044,7 @@
                 <w:i w:val="0"/>
                 <w:sz w:val="20"/>
               </w:rPr>
-              <w:t>Ôn tập, kiểm tra, đánh giá</w:t>
+              <w:t>Chủ đề 5: Con người và sức khoẻ</w:t>
             </w:r>
           </w:p>
         </w:tc>
@@ -7022,7 +7063,7 @@
                 <w:i w:val="0"/>
                 <w:sz w:val="20"/>
               </w:rPr>
-              <w:t>Kiểm tra định kì giữa học kì II</w:t>
+              <w:t>Bài 27. Phòng tránh đuối nước (Tiết 2)</w:t>
             </w:r>
           </w:p>
         </w:tc>
@@ -7042,7 +7083,7 @@
                 <w:i w:val="0"/>
                 <w:sz w:val="20"/>
               </w:rPr>
-              <w:t>Tiết 55 (1 tiết)</w:t>
+              <w:t>Tiết 55</w:t>
             </w:r>
           </w:p>
         </w:tc>
@@ -7061,6 +7102,7 @@
                 <w:i w:val="0"/>
                 <w:sz w:val="18"/>
               </w:rPr>
+              <w:t>NLS: Năng lực số 1.1 CB2c: HS nêu và làm được các bước cứu người đuối nước an toàn từ trên bờ</w:t>
             </w:r>
           </w:p>
         </w:tc>
@@ -7118,7 +7160,6 @@
                 <w:i w:val="0"/>
                 <w:sz w:val="20"/>
               </w:rPr>
-              <w:t>Chủ đề 5: Con người và sức khoẻ</w:t>
             </w:r>
           </w:p>
         </w:tc>
@@ -7137,7 +7178,7 @@
                 <w:i w:val="0"/>
                 <w:sz w:val="20"/>
               </w:rPr>
-              <w:t>Bài 26. Thực phẩm an toàn (Tiết 1)</w:t>
+              <w:t>Bài 28. Ôn tập chủ đề Con người và sức khoẻ (Tiết 1)</w:t>
             </w:r>
           </w:p>
         </w:tc>
@@ -7176,20 +7217,6 @@
                 <w:i w:val="0"/>
                 <w:sz w:val="18"/>
               </w:rPr>
-              <w:t>Năng lực số 5.1 CB2a: HS nêu được cách xử lí khi gặp thực phẩm hết hạn, bao bì hỏng hoặc không rõ nguồn gốc</w:t>
-            </w:r>
-          </w:p>
-          <w:p>
-            <w:pPr>
-              <w:spacing w:after="0"/>
-            </w:pPr>
-            <w:r>
-              <w:rPr>
-                <w:b w:val="0"/>
-                <w:i w:val="0"/>
-                <w:sz w:val="18"/>
-              </w:rPr>
-              <w:t>KNS: KN an toàn khi thực hành: làm đúng hướng dẫn, không tự ý thử nghiệm nguy hiểm.</w:t>
             </w:r>
           </w:p>
         </w:tc>
@@ -7267,7 +7294,7 @@
                 <w:i w:val="0"/>
                 <w:sz w:val="20"/>
               </w:rPr>
-              <w:t>Bài 26. Thực phẩm an toàn (Tiết 2)</w:t>
+              <w:t>Bài 28. Ôn tập chủ đề Con người và sức khoẻ (Tiết 2)</w:t>
             </w:r>
           </w:p>
         </w:tc>
@@ -7306,7 +7333,6 @@
                 <w:i w:val="0"/>
                 <w:sz w:val="18"/>
               </w:rPr>
-              <w:t>Năng lực số 5.1 CB2a: HS nêu được cách xử lí khi gặp thực phẩm hết hạn, bao bì hỏng hoặc không rõ nguồn gốc</w:t>
             </w:r>
           </w:p>
         </w:tc>
@@ -7364,6 +7390,7 @@
                 <w:i w:val="0"/>
                 <w:sz w:val="20"/>
               </w:rPr>
+              <w:t>Chủ đề 6: Sinh vật và môi trường</w:t>
             </w:r>
           </w:p>
         </w:tc>
@@ -7382,7 +7409,7 @@
                 <w:i w:val="0"/>
                 <w:sz w:val="20"/>
               </w:rPr>
-              <w:t>Bài 27. Phòng tránh đuối nước (Tiết 1)</w:t>
+              <w:t>Bài 29. Chuỗi thức ăn trong tự nhiên (Tiết 1)</w:t>
             </w:r>
           </w:p>
         </w:tc>
@@ -7402,7 +7429,7 @@
                 <w:i w:val="0"/>
                 <w:sz w:val="20"/>
               </w:rPr>
-              <w:t>Tiết 58 (2 tiết)</w:t>
+              <w:t>Tiết 58 (3 tiết)</w:t>
             </w:r>
           </w:p>
         </w:tc>
@@ -7421,7 +7448,33 @@
                 <w:i w:val="0"/>
                 <w:sz w:val="18"/>
               </w:rPr>
-              <w:t>NLS: Năng lực số 1.1 CB2c: HS nêu và làm được các bước cứu người đuối nước an toàn từ trên bờ</w:t>
+              <w:t>Năng lực số 5.2 CB2b: HS dựng đúng chuỗi thức ăn trên học liệu tương tác và tự sửa khi máy báo sai</w:t>
+            </w:r>
+          </w:p>
+          <w:p>
+            <w:pPr>
+              <w:spacing w:after="0"/>
+            </w:pPr>
+            <w:r>
+              <w:rPr>
+                <w:b w:val="0"/>
+                <w:i w:val="0"/>
+                <w:sz w:val="18"/>
+              </w:rPr>
+              <w:t>STEM: Chuỗi thức ăn trong tự nhiên (Khoa học – Mĩ thuật) — dạy thay cho tiết này.</w:t>
+            </w:r>
+          </w:p>
+          <w:p>
+            <w:pPr>
+              <w:spacing w:after="0"/>
+            </w:pPr>
+            <w:r>
+              <w:rPr>
+                <w:b w:val="0"/>
+                <w:i w:val="0"/>
+                <w:sz w:val="18"/>
+              </w:rPr>
+              <w:t>KNS: KN chăm sóc sức khoẻ bản thân và phòng tránh bệnh tật.</w:t>
             </w:r>
           </w:p>
         </w:tc>
@@ -7480,7 +7533,7 @@
                 <w:i w:val="0"/>
                 <w:sz w:val="20"/>
               </w:rPr>
-              <w:t>Chủ đề 5: Con người và sức khoẻ</w:t>
+              <w:t>Chủ đề 6: Sinh vật và môi trường</w:t>
             </w:r>
           </w:p>
         </w:tc>
@@ -7499,7 +7552,7 @@
                 <w:i w:val="0"/>
                 <w:sz w:val="20"/>
               </w:rPr>
-              <w:t>Bài 27. Phòng tránh đuối nước (Tiết 2)</w:t>
+              <w:t>Bài 29. Chuỗi thức ăn trong tự nhiên (Tiết 2)</w:t>
             </w:r>
           </w:p>
         </w:tc>
@@ -7538,7 +7591,7 @@
                 <w:i w:val="0"/>
                 <w:sz w:val="18"/>
               </w:rPr>
-              <w:t>NLS: Năng lực số 1.1 CB2c: HS nêu và làm được các bước cứu người đuối nước an toàn từ trên bờ</w:t>
+              <w:t>Năng lực số 2.5 CB2a: HS trình chiếu sơ đồ của nhóm và góp ý cho nhóm bạn một cách lịch sự, đúng mực</w:t>
             </w:r>
           </w:p>
         </w:tc>
@@ -7614,7 +7667,7 @@
                 <w:i w:val="0"/>
                 <w:sz w:val="20"/>
               </w:rPr>
-              <w:t>Bài 28. Ôn tập chủ đề Con người và sức khoẻ (Tiết 1)</w:t>
+              <w:t>Bài 29. Chuỗi thức ăn trong tự nhiên (Tiết 3)</w:t>
             </w:r>
           </w:p>
         </w:tc>
@@ -7634,7 +7687,7 @@
                 <w:i w:val="0"/>
                 <w:sz w:val="20"/>
               </w:rPr>
-              <w:t>Tiết 60 (2 tiết)</w:t>
+              <w:t>Tiết 60</w:t>
             </w:r>
           </w:p>
         </w:tc>
@@ -7653,6 +7706,7 @@
                 <w:i w:val="0"/>
                 <w:sz w:val="18"/>
               </w:rPr>
+              <w:t>Năng lực số 5.2 CB2b: HS dựng đúng chuỗi thức ăn trên học liệu tương tác và tự sửa khi máy báo sai</w:t>
             </w:r>
           </w:p>
         </w:tc>
@@ -7711,7 +7765,7 @@
                 <w:i w:val="0"/>
                 <w:sz w:val="20"/>
               </w:rPr>
-              <w:t>Chủ đề 5: Con người và sức khoẻ</w:t>
+              <w:t>Chủ đề 6: Sinh vật và môi trường</w:t>
             </w:r>
           </w:p>
         </w:tc>
@@ -7730,7 +7784,7 @@
                 <w:i w:val="0"/>
                 <w:sz w:val="20"/>
               </w:rPr>
-              <w:t>Bài 28. Ôn tập chủ đề Con người và sức khoẻ (Tiết 2)</w:t>
+              <w:t>Bài 30. Vai trò của thực vật trong chuỗi thức ăn (Tiết 1)</w:t>
             </w:r>
           </w:p>
         </w:tc>
@@ -7750,7 +7804,7 @@
                 <w:i w:val="0"/>
                 <w:sz w:val="20"/>
               </w:rPr>
-              <w:t>Tiết 61</w:t>
+              <w:t>Tiết 61 (3 tiết)</w:t>
             </w:r>
           </w:p>
         </w:tc>
@@ -7769,6 +7823,20 @@
                 <w:i w:val="0"/>
                 <w:sz w:val="18"/>
               </w:rPr>
+              <w:t>Năng lực số 5.2 CB2b: HS dựng đúng chuỗi thức ăn trên học liệu tương tác và tự sửa khi máy báo sai</w:t>
+            </w:r>
+          </w:p>
+          <w:p>
+            <w:pPr>
+              <w:spacing w:after="0"/>
+            </w:pPr>
+            <w:r>
+              <w:rPr>
+                <w:b w:val="0"/>
+                <w:i w:val="0"/>
+                <w:sz w:val="18"/>
+              </w:rPr>
+              <w:t>KNS: KN chăm sóc sức khoẻ bản thân và phòng tránh bệnh tật.</w:t>
             </w:r>
           </w:p>
         </w:tc>
@@ -7826,7 +7894,6 @@
                 <w:i w:val="0"/>
                 <w:sz w:val="20"/>
               </w:rPr>
-              <w:t>Chủ đề 6: Sinh vật và môi trường</w:t>
             </w:r>
           </w:p>
         </w:tc>
@@ -7845,7 +7912,7 @@
                 <w:i w:val="0"/>
                 <w:sz w:val="20"/>
               </w:rPr>
-              <w:t>Bài 29. Chuỗi thức ăn trong tự nhiên (Tiết 1)</w:t>
+              <w:t>Bài 30. Vai trò của thực vật trong chuỗi thức ăn (Tiết 2)</w:t>
             </w:r>
           </w:p>
         </w:tc>
@@ -7865,7 +7932,7 @@
                 <w:i w:val="0"/>
                 <w:sz w:val="20"/>
               </w:rPr>
-              <w:t>Tiết 62 (3 tiết)</w:t>
+              <w:t>Tiết 62</w:t>
             </w:r>
           </w:p>
         </w:tc>
@@ -7885,32 +7952,6 @@
                 <w:sz w:val="18"/>
               </w:rPr>
               <w:t>Năng lực số 5.2 CB2b: HS dựng đúng chuỗi thức ăn trên học liệu tương tác và tự sửa khi máy báo sai</w:t>
-            </w:r>
-          </w:p>
-          <w:p>
-            <w:pPr>
-              <w:spacing w:after="0"/>
-            </w:pPr>
-            <w:r>
-              <w:rPr>
-                <w:b w:val="0"/>
-                <w:i w:val="0"/>
-                <w:sz w:val="18"/>
-              </w:rPr>
-              <w:t>STEM: Chuỗi thức ăn trong tự nhiên (Khoa học – Mĩ thuật) — dạy thay cho tiết này.</w:t>
-            </w:r>
-          </w:p>
-          <w:p>
-            <w:pPr>
-              <w:spacing w:after="0"/>
-            </w:pPr>
-            <w:r>
-              <w:rPr>
-                <w:b w:val="0"/>
-                <w:i w:val="0"/>
-                <w:sz w:val="18"/>
-              </w:rPr>
-              <w:t>KNS: KN chăm sóc sức khoẻ bản thân và phòng tránh bệnh tật.</w:t>
             </w:r>
           </w:p>
         </w:tc>
@@ -7988,7 +8029,7 @@
                 <w:i w:val="0"/>
                 <w:sz w:val="20"/>
               </w:rPr>
-              <w:t>Bài 29. Chuỗi thức ăn trong tự nhiên (Tiết 2)</w:t>
+              <w:t>Bài 30. Vai trò của thực vật trong chuỗi thức ăn (Tiết 3)</w:t>
             </w:r>
           </w:p>
         </w:tc>
@@ -8027,7 +8068,7 @@
                 <w:i w:val="0"/>
                 <w:sz w:val="18"/>
               </w:rPr>
-              <w:t>Năng lực số 2.5 CB2a: HS trình chiếu sơ đồ của nhóm và góp ý cho nhóm bạn một cách lịch sự, đúng mực</w:t>
+              <w:t>Năng lực số 5.2 CB2b: HS dựng đúng chuỗi thức ăn trên học liệu tương tác và tự sửa khi máy báo sai</w:t>
             </w:r>
           </w:p>
         </w:tc>
@@ -8103,7 +8144,7 @@
                 <w:i w:val="0"/>
                 <w:sz w:val="20"/>
               </w:rPr>
-              <w:t>Bài 29. Chuỗi thức ăn trong tự nhiên (Tiết 3)</w:t>
+              <w:t>Bài 31. Ôn tập chủ đề Sinh vật và môi trường</w:t>
             </w:r>
           </w:p>
         </w:tc>
@@ -8123,7 +8164,7 @@
                 <w:i w:val="0"/>
                 <w:sz w:val="20"/>
               </w:rPr>
-              <w:t>Tiết 64</w:t>
+              <w:t>Tiết 64 (1 tiết)</w:t>
             </w:r>
           </w:p>
         </w:tc>
@@ -8142,7 +8183,6 @@
                 <w:i w:val="0"/>
                 <w:sz w:val="18"/>
               </w:rPr>
-              <w:t>Năng lực số 5.2 CB2b: HS dựng đúng chuỗi thức ăn trên học liệu tương tác và tự sửa khi máy báo sai</w:t>
             </w:r>
           </w:p>
         </w:tc>
@@ -8201,7 +8241,7 @@
                 <w:i w:val="0"/>
                 <w:sz w:val="20"/>
               </w:rPr>
-              <w:t>Chủ đề 6: Sinh vật và môi trường</w:t>
+              <w:t>Ôn tập, kiểm tra, đánh giá</w:t>
             </w:r>
           </w:p>
         </w:tc>
@@ -8220,7 +8260,7 @@
                 <w:i w:val="0"/>
                 <w:sz w:val="20"/>
               </w:rPr>
-              <w:t>Bài 30. Vai trò của thực vật trong chuỗi thức ăn (Tiết 1)</w:t>
+              <w:t>Ôn tập cuối năm (Tiết 1)</w:t>
             </w:r>
           </w:p>
         </w:tc>
@@ -8240,7 +8280,7 @@
                 <w:i w:val="0"/>
                 <w:sz w:val="20"/>
               </w:rPr>
-              <w:t>Tiết 65 (3 tiết)</w:t>
+              <w:t>Tiết 65 (1 tiết)</w:t>
             </w:r>
           </w:p>
         </w:tc>
@@ -8259,20 +8299,6 @@
                 <w:i w:val="0"/>
                 <w:sz w:val="18"/>
               </w:rPr>
-              <w:t>Năng lực số 5.2 CB2b: HS dựng đúng chuỗi thức ăn trên học liệu tương tác và tự sửa khi máy báo sai</w:t>
-            </w:r>
-          </w:p>
-          <w:p>
-            <w:pPr>
-              <w:spacing w:after="0"/>
-            </w:pPr>
-            <w:r>
-              <w:rPr>
-                <w:b w:val="0"/>
-                <w:i w:val="0"/>
-                <w:sz w:val="18"/>
-              </w:rPr>
-              <w:t>KNS: KN chăm sóc sức khoẻ bản thân và phòng tránh bệnh tật.</w:t>
             </w:r>
           </w:p>
         </w:tc>
@@ -8348,7 +8374,7 @@
                 <w:i w:val="0"/>
                 <w:sz w:val="20"/>
               </w:rPr>
-              <w:t>Bài 30. Vai trò của thực vật trong chuỗi thức ăn (Tiết 2)</w:t>
+              <w:t>Ôn tập cuối năm (Tiết 2)</w:t>
             </w:r>
           </w:p>
         </w:tc>
@@ -8368,7 +8394,7 @@
                 <w:i w:val="0"/>
                 <w:sz w:val="20"/>
               </w:rPr>
-              <w:t>Tiết 66</w:t>
+              <w:t>Tiết 66 (1 tiết)</w:t>
             </w:r>
           </w:p>
         </w:tc>
@@ -8387,7 +8413,6 @@
                 <w:i w:val="0"/>
                 <w:sz w:val="18"/>
               </w:rPr>
-              <w:t>Năng lực số 5.2 CB2b: HS dựng đúng chuỗi thức ăn trên học liệu tương tác và tự sửa khi máy báo sai</w:t>
             </w:r>
           </w:p>
         </w:tc>
@@ -8446,7 +8471,7 @@
                 <w:i w:val="0"/>
                 <w:sz w:val="20"/>
               </w:rPr>
-              <w:t>Chủ đề 6: Sinh vật và môi trường</w:t>
+              <w:t>Ôn tập, kiểm tra, đánh giá</w:t>
             </w:r>
           </w:p>
         </w:tc>
@@ -8465,7 +8490,7 @@
                 <w:i w:val="0"/>
                 <w:sz w:val="20"/>
               </w:rPr>
-              <w:t>Bài 30. Vai trò của thực vật trong chuỗi thức ăn (Tiết 3)</w:t>
+              <w:t>Ôn tập cuối năm (Tiết 3)</w:t>
             </w:r>
           </w:p>
         </w:tc>
@@ -8485,7 +8510,7 @@
                 <w:i w:val="0"/>
                 <w:sz w:val="20"/>
               </w:rPr>
-              <w:t>Tiết 67</w:t>
+              <w:t>Tiết 67 (1 tiết)</w:t>
             </w:r>
           </w:p>
         </w:tc>
@@ -8504,7 +8529,6 @@
                 <w:i w:val="0"/>
                 <w:sz w:val="18"/>
               </w:rPr>
-              <w:t>Năng lực số 5.2 CB2b: HS dựng đúng chuỗi thức ăn trên học liệu tương tác và tự sửa khi máy báo sai</w:t>
             </w:r>
           </w:p>
         </w:tc>
@@ -8580,7 +8604,7 @@
                 <w:i w:val="0"/>
                 <w:sz w:val="20"/>
               </w:rPr>
-              <w:t>Bài 31. Ôn tập chủ đề Sinh vật và môi trường</w:t>
+              <w:t>Ôn tập cuối năm (Tiết 4)</w:t>
             </w:r>
           </w:p>
         </w:tc>
@@ -8696,7 +8720,7 @@
                 <w:i w:val="0"/>
                 <w:sz w:val="20"/>
               </w:rPr>
-              <w:t>Ôn tập cuối năm học</w:t>
+              <w:t>Kiểm tra định kì cuối năm học</w:t>
             </w:r>
           </w:p>
         </w:tc>
@@ -8792,6 +8816,7 @@
                 <w:i w:val="0"/>
                 <w:sz w:val="20"/>
               </w:rPr>
+              <w:t>Tiết dự phòng theo SGV</w:t>
             </w:r>
           </w:p>
         </w:tc>
@@ -8810,7 +8835,7 @@
                 <w:i w:val="0"/>
                 <w:sz w:val="20"/>
               </w:rPr>
-              <w:t>Kiểm tra định kì cuối năm học</w:t>
+              <w:t>Tiết dự phòng (nhà trường tự bố trí)</w:t>
             </w:r>
           </w:p>
         </w:tc>
@@ -8849,6 +8874,7 @@
                 <w:i w:val="0"/>
                 <w:sz w:val="18"/>
               </w:rPr>
+              <w:t>SGV không xếp bài cho tiết này</w:t>
             </w:r>
           </w:p>
         </w:tc>
